--- a/downloads/teacher/05 Materials/Unit 01/Handouts/Handout 01.06 - Silent Measurement Challenge Cards.docx
+++ b/downloads/teacher/05 Materials/Unit 01/Handouts/Handout 01.06 - Silent Measurement Challenge Cards.docx
@@ -1191,51 +1191,6 @@
       </w:pPr>
       <w:r>
         <w:t xml:space="preserve">Typical targets use these weights: water 237 g per cup (15 g per Tbsp, 5 g per tsp); flour, spooned and leveled, 120 g per cup (about 8 g per Tbsp); granulated sugar 200 g per cup (about 12.5 g per Tbsp); vegetable oil about 13.6 g per Tbsp (about 218 g per cup); table salt about 6 g per tsp. Tight band is within 5 percent or 2 g, whichever is larger. Wide band is within 12 percent or 4 g, whichever is larger.</w:t>
-      </w:r>
-      <w:r>
-        <w:t xml:space="preserve"> </w:t>
-      </w:r>
-      <w:r>
-        <w:rPr>
-          <w:rStyle w:val="TeacherNote"/>
-        </w:rPr>
-        <w:t xml:space="preserve">[Sal: weigh each item with the room’s own cups and flour the day before and write your numbers in the</w:t>
-      </w:r>
-      <w:r>
-        <w:rPr>
-          <w:rStyle w:val="TeacherNote"/>
-        </w:rPr>
-        <w:t xml:space="preserve"> </w:t>
-      </w:r>
-      <w:r>
-        <w:rPr>
-          <w:rStyle w:val="TeacherNote"/>
-        </w:rPr>
-        <w:t xml:space="preserve">“</w:t>
-      </w:r>
-      <w:r>
-        <w:rPr>
-          <w:rStyle w:val="TeacherNote"/>
-        </w:rPr>
-        <w:t xml:space="preserve">my target</w:t>
-      </w:r>
-      <w:r>
-        <w:rPr>
-          <w:rStyle w:val="TeacherNote"/>
-        </w:rPr>
-        <w:t xml:space="preserve">”</w:t>
-      </w:r>
-      <w:r>
-        <w:rPr>
-          <w:rStyle w:val="TeacherNote"/>
-        </w:rPr>
-        <w:t xml:space="preserve"> </w:t>
-      </w:r>
-      <w:r>
-        <w:rPr>
-          <w:rStyle w:val="TeacherNote"/>
-        </w:rPr>
-        <w:t xml:space="preserve">column; flour can run 10 percent heavy on a humid day. Tare the scale on an empty cup before each weigh-in.]</w:t>
       </w:r>
     </w:p>
     <w:p>
